--- a/2. Second_Semester/4. Advanced Database Management System/6. Class Test - 04.docx
+++ b/2. Second_Semester/4. Advanced Database Management System/6. Class Test - 04.docx
@@ -610,7 +610,7 @@
       </w:pPr>
       <w:r>
         <w:pict>
-          <v:rect id="_x0000_i1172" style="width:0;height:1.5pt" o:hralign="center" o:hrstd="t" o:hr="t" fillcolor="#a0a0a0" stroked="f"/>
+          <v:rect id="_x0000_i1025" style="width:0;height:1.5pt" o:hralign="center" o:hrstd="t" o:hr="t" fillcolor="#a0a0a0" stroked="f"/>
         </w:pict>
       </w:r>
     </w:p>
@@ -815,7 +815,7 @@
       <w:r>
         <w:lastRenderedPageBreak/>
         <w:pict>
-          <v:rect id="_x0000_i1173" style="width:0;height:1.5pt" o:hralign="center" o:hrstd="t" o:hr="t" fillcolor="#a0a0a0" stroked="f"/>
+          <v:rect id="_x0000_i1026" style="width:0;height:1.5pt" o:hralign="center" o:hrstd="t" o:hr="t" fillcolor="#a0a0a0" stroked="f"/>
         </w:pict>
       </w:r>
     </w:p>
@@ -900,7 +900,7 @@
       </w:pPr>
       <w:r>
         <w:pict>
-          <v:rect id="_x0000_i1174" style="width:0;height:1.5pt" o:hralign="center" o:hrstd="t" o:hr="t" fillcolor="#a0a0a0" stroked="f"/>
+          <v:rect id="_x0000_i1027" style="width:0;height:1.5pt" o:hralign="center" o:hrstd="t" o:hr="t" fillcolor="#a0a0a0" stroked="f"/>
         </w:pict>
       </w:r>
     </w:p>
@@ -957,7 +957,7 @@
       </w:pPr>
       <w:r>
         <w:pict>
-          <v:rect id="_x0000_i1175" style="width:0;height:1.5pt" o:hralign="center" o:hrstd="t" o:hr="t" fillcolor="#a0a0a0" stroked="f"/>
+          <v:rect id="_x0000_i1028" style="width:0;height:1.5pt" o:hralign="center" o:hrstd="t" o:hr="t" fillcolor="#a0a0a0" stroked="f"/>
         </w:pict>
       </w:r>
     </w:p>
@@ -1160,7 +1160,7 @@
       </w:pPr>
       <w:r>
         <w:pict>
-          <v:rect id="_x0000_i1176" style="width:0;height:1.5pt" o:hralign="center" o:hrstd="t" o:hr="t" fillcolor="#a0a0a0" stroked="f"/>
+          <v:rect id="_x0000_i1029" style="width:0;height:1.5pt" o:hralign="center" o:hrstd="t" o:hr="t" fillcolor="#a0a0a0" stroked="f"/>
         </w:pict>
       </w:r>
     </w:p>
@@ -1202,7 +1202,7 @@
       </w:pPr>
       <w:r>
         <w:pict>
-          <v:rect id="_x0000_i1177" style="width:0;height:1.5pt" o:hralign="center" o:hrstd="t" o:hr="t" fillcolor="#a0a0a0" stroked="f"/>
+          <v:rect id="_x0000_i1030" style="width:0;height:1.5pt" o:hralign="center" o:hrstd="t" o:hr="t" fillcolor="#a0a0a0" stroked="f"/>
         </w:pict>
       </w:r>
     </w:p>
@@ -1382,7 +1382,7 @@
       </w:pPr>
       <w:r>
         <w:pict>
-          <v:rect id="_x0000_i1178" style="width:0;height:1.5pt" o:hralign="center" o:hrstd="t" o:hr="t" fillcolor="#a0a0a0" stroked="f"/>
+          <v:rect id="_x0000_i1031" style="width:0;height:1.5pt" o:hralign="center" o:hrstd="t" o:hr="t" fillcolor="#a0a0a0" stroked="f"/>
         </w:pict>
       </w:r>
     </w:p>
@@ -1992,7 +1992,7 @@
       </w:pPr>
       <w:r>
         <w:pict>
-          <v:rect id="_x0000_i1179" style="width:0;height:1.5pt" o:hralign="center" o:hrstd="t" o:hr="t" fillcolor="#a0a0a0" stroked="f"/>
+          <v:rect id="_x0000_i1032" style="width:0;height:1.5pt" o:hralign="center" o:hrstd="t" o:hr="t" fillcolor="#a0a0a0" stroked="f"/>
         </w:pict>
       </w:r>
     </w:p>
@@ -6917,7 +6917,7 @@
         </w:rPr>
         <w:drawing>
           <wp:inline distT="0" distB="0" distL="0" distR="0">
-            <wp:extent cx="5830114" cy="3410426"/>
+            <wp:extent cx="5829300" cy="4425351"/>
             <wp:effectExtent l="0" t="0" r="0" b="0"/>
             <wp:docPr id="3" name="Picture 3"/>
             <wp:cNvGraphicFramePr>
@@ -6945,7 +6945,7 @@
                   <pic:spPr>
                     <a:xfrm>
                       <a:off x="0" y="0"/>
-                      <a:ext cx="5830114" cy="3410426"/>
+                      <a:ext cx="5839866" cy="4433372"/>
                     </a:xfrm>
                     <a:prstGeom prst="rect">
                       <a:avLst/>
@@ -7142,6 +7142,7 @@
           <w:rFonts w:ascii="Nirmala UI" w:hAnsi="Nirmala UI" w:cs="Nirmala UI"/>
           <w:color w:val="FF0000"/>
         </w:rPr>
+        <w:lastRenderedPageBreak/>
         <w:t>মূল</w:t>
       </w:r>
       <w:proofErr w:type="spellEnd"/>
@@ -7407,7 +7408,6 @@
         <w:rPr>
           <w:rFonts w:ascii="Nirmala UI" w:hAnsi="Nirmala UI" w:cs="Nirmala UI"/>
         </w:rPr>
-        <w:lastRenderedPageBreak/>
         <w:t>তোমরা</w:t>
       </w:r>
       <w:proofErr w:type="spellEnd"/>
@@ -9498,60 +9498,73 @@
           <w:numId w:val="29"/>
         </w:numPr>
         <w:spacing w:before="0" w:beforeAutospacing="0" w:after="0" w:afterAutospacing="0"/>
-      </w:pPr>
-      <w:r>
-        <w:t xml:space="preserve">The number of redundant bits is calculated using the formula: </w:t>
-      </w:r>
-      <w:r>
-        <w:rPr>
-          <w:rStyle w:val="math-inline"/>
-          <w:rFonts w:eastAsiaTheme="majorEastAsia"/>
-        </w:rPr>
-        <w:t>$2^r \</w:t>
-      </w:r>
-      <w:proofErr w:type="spellStart"/>
-      <w:r>
-        <w:rPr>
-          <w:rStyle w:val="math-inline"/>
-          <w:rFonts w:eastAsiaTheme="majorEastAsia"/>
-        </w:rPr>
-        <w:t>ge</w:t>
-      </w:r>
-      <w:proofErr w:type="spellEnd"/>
-      <w:r>
-        <w:rPr>
-          <w:rStyle w:val="math-inline"/>
-          <w:rFonts w:eastAsiaTheme="majorEastAsia"/>
-        </w:rPr>
-        <w:t xml:space="preserve"> m+r+1$</w:t>
-      </w:r>
-      <w:r>
-        <w:t xml:space="preserve"> (where </w:t>
-      </w:r>
-      <w:r>
-        <w:rPr>
-          <w:rStyle w:val="math-inline"/>
-          <w:rFonts w:eastAsiaTheme="majorEastAsia"/>
-        </w:rPr>
-        <w:t>$m$</w:t>
-      </w:r>
-      <w:r>
-        <w:t xml:space="preserve"> is input data bits and </w:t>
-      </w:r>
-      <w:r>
-        <w:rPr>
-          <w:rStyle w:val="math-inline"/>
-          <w:rFonts w:eastAsiaTheme="majorEastAsia"/>
-        </w:rPr>
-        <w:t>$r$</w:t>
-      </w:r>
-      <w:r>
-        <w:t xml:space="preserve"> is redundant bits).</w:t>
-      </w:r>
+        <w:ind w:left="360"/>
+      </w:pPr>
+      <w:r>
+        <w:t>The number of redundant bits is calculated using the formula</w:t>
+      </w:r>
+      <w:r>
+        <w:t>:</w:t>
+      </w:r>
+      <w:r>
+        <w:br/>
+      </w:r>
+      <w:r>
+        <w:rPr>
+          <w:noProof/>
+        </w:rPr>
+        <w:drawing>
+          <wp:inline distT="0" distB="0" distL="0" distR="0">
+            <wp:extent cx="4096322" cy="1228896"/>
+            <wp:effectExtent l="0" t="0" r="0" b="0"/>
+            <wp:docPr id="4" name="Picture 4"/>
+            <wp:cNvGraphicFramePr>
+              <a:graphicFrameLocks xmlns:a="http://schemas.openxmlformats.org/drawingml/2006/main" noChangeAspect="1"/>
+            </wp:cNvGraphicFramePr>
+            <a:graphic xmlns:a="http://schemas.openxmlformats.org/drawingml/2006/main">
+              <a:graphicData uri="http://schemas.openxmlformats.org/drawingml/2006/picture">
+                <pic:pic xmlns:pic="http://schemas.openxmlformats.org/drawingml/2006/picture">
+                  <pic:nvPicPr>
+                    <pic:cNvPr id="4" name="Screenshot_5.png"/>
+                    <pic:cNvPicPr/>
+                  </pic:nvPicPr>
+                  <pic:blipFill>
+                    <a:blip r:embed="rId8">
+                      <a:extLst>
+                        <a:ext uri="{28A0092B-C50C-407E-A947-70E740481C1C}">
+                          <a14:useLocalDpi xmlns:a14="http://schemas.microsoft.com/office/drawing/2010/main" val="0"/>
+                        </a:ext>
+                      </a:extLst>
+                    </a:blip>
+                    <a:stretch>
+                      <a:fillRect/>
+                    </a:stretch>
+                  </pic:blipFill>
+                  <pic:spPr>
+                    <a:xfrm>
+                      <a:off x="0" y="0"/>
+                      <a:ext cx="4096322" cy="1228896"/>
+                    </a:xfrm>
+                    <a:prstGeom prst="rect">
+                      <a:avLst/>
+                    </a:prstGeom>
+                  </pic:spPr>
+                </pic:pic>
+              </a:graphicData>
+            </a:graphic>
+          </wp:inline>
+        </w:drawing>
+      </w:r>
+      <w:bookmarkStart w:id="0" w:name="_GoBack"/>
+      <w:bookmarkEnd w:id="0"/>
     </w:p>
     <w:p>
       <w:pPr>
         <w:pStyle w:val="NormalWeb"/>
+        <w:numPr>
+          <w:ilvl w:val="0"/>
+          <w:numId w:val="29"/>
+        </w:numPr>
         <w:spacing w:before="0" w:beforeAutospacing="0" w:after="0" w:afterAutospacing="0"/>
         <w:ind w:left="360"/>
       </w:pPr>
@@ -9576,7 +9589,7 @@
                     <pic:cNvPicPr/>
                   </pic:nvPicPr>
                   <pic:blipFill>
-                    <a:blip r:embed="rId8">
+                    <a:blip r:embed="rId9">
                       <a:extLst>
                         <a:ext uri="{28A0092B-C50C-407E-A947-70E740481C1C}">
                           <a14:useLocalDpi xmlns:a14="http://schemas.microsoft.com/office/drawing/2010/main" val="0"/>
@@ -9845,7 +9858,7 @@
                     <pic:cNvPicPr/>
                   </pic:nvPicPr>
                   <pic:blipFill>
-                    <a:blip r:embed="rId9">
+                    <a:blip r:embed="rId10">
                       <a:extLst>
                         <a:ext uri="{28A0092B-C50C-407E-A947-70E740481C1C}">
                           <a14:useLocalDpi xmlns:a14="http://schemas.microsoft.com/office/drawing/2010/main" val="0"/>
@@ -12902,7 +12915,7 @@
                     <pic:cNvPicPr/>
                   </pic:nvPicPr>
                   <pic:blipFill>
-                    <a:blip r:embed="rId10">
+                    <a:blip r:embed="rId11">
                       <a:extLst>
                         <a:ext uri="{28A0092B-C50C-407E-A947-70E740481C1C}">
                           <a14:useLocalDpi xmlns:a14="http://schemas.microsoft.com/office/drawing/2010/main" val="0"/>
@@ -13127,7 +13140,7 @@
                     <pic:cNvPicPr/>
                   </pic:nvPicPr>
                   <pic:blipFill>
-                    <a:blip r:embed="rId11">
+                    <a:blip r:embed="rId12">
                       <a:extLst>
                         <a:ext uri="{28A0092B-C50C-407E-A947-70E740481C1C}">
                           <a14:useLocalDpi xmlns:a14="http://schemas.microsoft.com/office/drawing/2010/main" val="0"/>
@@ -13261,8 +13274,6 @@
         </w:rPr>
         <w:t>3. RAID-6</w:t>
       </w:r>
-      <w:bookmarkStart w:id="0" w:name="_GoBack"/>
-      <w:bookmarkEnd w:id="0"/>
     </w:p>
     <w:p>
       <w:pPr>
@@ -13404,7 +13415,7 @@
                     <pic:cNvPicPr/>
                   </pic:nvPicPr>
                   <pic:blipFill>
-                    <a:blip r:embed="rId12">
+                    <a:blip r:embed="rId13">
                       <a:extLst>
                         <a:ext uri="{28A0092B-C50C-407E-A947-70E740481C1C}">
                           <a14:useLocalDpi xmlns:a14="http://schemas.microsoft.com/office/drawing/2010/main" val="0"/>
@@ -13452,7 +13463,7 @@
                     <pic:cNvPicPr/>
                   </pic:nvPicPr>
                   <pic:blipFill>
-                    <a:blip r:embed="rId13">
+                    <a:blip r:embed="rId14">
                       <a:extLst>
                         <a:ext uri="{28A0092B-C50C-407E-A947-70E740481C1C}">
                           <a14:useLocalDpi xmlns:a14="http://schemas.microsoft.com/office/drawing/2010/main" val="0"/>
@@ -13603,7 +13614,7 @@
                     <pic:cNvPicPr/>
                   </pic:nvPicPr>
                   <pic:blipFill>
-                    <a:blip r:embed="rId14">
+                    <a:blip r:embed="rId15">
                       <a:extLst>
                         <a:ext uri="{28A0092B-C50C-407E-A947-70E740481C1C}">
                           <a14:useLocalDpi xmlns:a14="http://schemas.microsoft.com/office/drawing/2010/main" val="0"/>
@@ -13652,7 +13663,7 @@
                     <pic:cNvPicPr/>
                   </pic:nvPicPr>
                   <pic:blipFill>
-                    <a:blip r:embed="rId15">
+                    <a:blip r:embed="rId16">
                       <a:extLst>
                         <a:ext uri="{28A0092B-C50C-407E-A947-70E740481C1C}">
                           <a14:useLocalDpi xmlns:a14="http://schemas.microsoft.com/office/drawing/2010/main" val="0"/>
@@ -13702,7 +13713,7 @@
                     <pic:cNvPicPr/>
                   </pic:nvPicPr>
                   <pic:blipFill>
-                    <a:blip r:embed="rId16">
+                    <a:blip r:embed="rId17">
                       <a:extLst>
                         <a:ext uri="{28A0092B-C50C-407E-A947-70E740481C1C}">
                           <a14:useLocalDpi xmlns:a14="http://schemas.microsoft.com/office/drawing/2010/main" val="0"/>

--- a/2. Second_Semester/4. Advanced Database Management System/6. Class Test - 04.docx
+++ b/2. Second_Semester/4. Advanced Database Management System/6. Class Test - 04.docx
@@ -368,147 +368,6 @@
     <w:p>
       <w:pPr>
         <w:spacing w:after="0" w:line="240" w:lineRule="auto"/>
-        <w:outlineLvl w:val="2"/>
-        <w:rPr>
-          <w:rFonts w:ascii="Times New Roman" w:eastAsia="Times New Roman" w:hAnsi="Times New Roman" w:cs="Times New Roman"/>
-          <w:b/>
-          <w:bCs/>
-          <w:sz w:val="27"/>
-          <w:szCs w:val="27"/>
-        </w:rPr>
-      </w:pPr>
-      <w:r>
-        <w:rPr>
-          <w:rFonts w:ascii="Times New Roman" w:eastAsia="Times New Roman" w:hAnsi="Times New Roman" w:cs="Times New Roman"/>
-          <w:b/>
-          <w:bCs/>
-          <w:sz w:val="27"/>
-          <w:szCs w:val="27"/>
-        </w:rPr>
-        <w:t>How DBMS Handles System Failure</w:t>
-      </w:r>
-    </w:p>
-    <w:p>
-      <w:pPr>
-        <w:spacing w:after="0" w:line="240" w:lineRule="auto"/>
-        <w:rPr>
-          <w:rFonts w:ascii="Times New Roman" w:eastAsia="Times New Roman" w:hAnsi="Times New Roman" w:cs="Times New Roman"/>
-          <w:sz w:val="24"/>
-          <w:szCs w:val="24"/>
-        </w:rPr>
-      </w:pPr>
-      <w:r>
-        <w:rPr>
-          <w:rFonts w:ascii="Times New Roman" w:eastAsia="Times New Roman" w:hAnsi="Times New Roman" w:cs="Times New Roman"/>
-          <w:sz w:val="24"/>
-          <w:szCs w:val="24"/>
-        </w:rPr>
-        <w:t xml:space="preserve">To preserve database consistency, the </w:t>
-      </w:r>
-      <w:r>
-        <w:rPr>
-          <w:rFonts w:ascii="Times New Roman" w:eastAsia="Times New Roman" w:hAnsi="Times New Roman" w:cs="Times New Roman"/>
-          <w:b/>
-          <w:bCs/>
-          <w:sz w:val="24"/>
-          <w:szCs w:val="24"/>
-        </w:rPr>
-        <w:t>DBMS</w:t>
-      </w:r>
-      <w:r>
-        <w:rPr>
-          <w:rFonts w:ascii="Times New Roman" w:eastAsia="Times New Roman" w:hAnsi="Times New Roman" w:cs="Times New Roman"/>
-          <w:sz w:val="24"/>
-          <w:szCs w:val="24"/>
-        </w:rPr>
-        <w:t xml:space="preserve"> uses recovery mechanisms (such as logging, checkpoints, and backup) to ensure the following ACID properties:</w:t>
-      </w:r>
-    </w:p>
-    <w:p>
-      <w:pPr>
-        <w:numPr>
-          <w:ilvl w:val="0"/>
-          <w:numId w:val="3"/>
-        </w:numPr>
-        <w:spacing w:after="0" w:line="240" w:lineRule="auto"/>
-        <w:rPr>
-          <w:rFonts w:ascii="Times New Roman" w:eastAsia="Times New Roman" w:hAnsi="Times New Roman" w:cs="Times New Roman"/>
-          <w:sz w:val="24"/>
-          <w:szCs w:val="24"/>
-        </w:rPr>
-      </w:pPr>
-      <w:r>
-        <w:rPr>
-          <w:rFonts w:ascii="Times New Roman" w:eastAsia="Times New Roman" w:hAnsi="Times New Roman" w:cs="Times New Roman"/>
-          <w:b/>
-          <w:bCs/>
-          <w:sz w:val="24"/>
-          <w:szCs w:val="24"/>
-        </w:rPr>
-        <w:t>Atomicity:</w:t>
-      </w:r>
-      <w:r>
-        <w:rPr>
-          <w:rFonts w:ascii="Times New Roman" w:eastAsia="Times New Roman" w:hAnsi="Times New Roman" w:cs="Times New Roman"/>
-          <w:sz w:val="24"/>
-          <w:szCs w:val="24"/>
-        </w:rPr>
-        <w:t xml:space="preserve"> A transaction is either completed entirely or rolled back completely (</w:t>
-      </w:r>
-      <w:r>
-        <w:rPr>
-          <w:rFonts w:ascii="Times New Roman" w:eastAsia="Times New Roman" w:hAnsi="Times New Roman" w:cs="Times New Roman"/>
-          <w:b/>
-          <w:bCs/>
-          <w:sz w:val="24"/>
-          <w:szCs w:val="24"/>
-        </w:rPr>
-        <w:t>All or Nothing</w:t>
-      </w:r>
-      <w:r>
-        <w:rPr>
-          <w:rFonts w:ascii="Times New Roman" w:eastAsia="Times New Roman" w:hAnsi="Times New Roman" w:cs="Times New Roman"/>
-          <w:sz w:val="24"/>
-          <w:szCs w:val="24"/>
-        </w:rPr>
-        <w:t xml:space="preserve">). </w:t>
-      </w:r>
-    </w:p>
-    <w:p>
-      <w:pPr>
-        <w:numPr>
-          <w:ilvl w:val="0"/>
-          <w:numId w:val="3"/>
-        </w:numPr>
-        <w:spacing w:after="0" w:line="240" w:lineRule="auto"/>
-        <w:rPr>
-          <w:rFonts w:ascii="Times New Roman" w:eastAsia="Times New Roman" w:hAnsi="Times New Roman" w:cs="Times New Roman"/>
-          <w:sz w:val="24"/>
-          <w:szCs w:val="24"/>
-        </w:rPr>
-      </w:pPr>
-      <w:r>
-        <w:rPr>
-          <w:rFonts w:ascii="Times New Roman" w:eastAsia="Times New Roman" w:hAnsi="Times New Roman" w:cs="Times New Roman"/>
-          <w:b/>
-          <w:bCs/>
-          <w:sz w:val="24"/>
-          <w:szCs w:val="24"/>
-        </w:rPr>
-        <w:t>Durability:</w:t>
-      </w:r>
-      <w:r>
-        <w:rPr>
-          <w:rFonts w:ascii="Times New Roman" w:eastAsia="Times New Roman" w:hAnsi="Times New Roman" w:cs="Times New Roman"/>
-          <w:sz w:val="24"/>
-          <w:szCs w:val="24"/>
-        </w:rPr>
-        <w:t xml:space="preserve"> Once a transaction is committed, its changes remain permanent even if a system failure occurs.</w:t>
-      </w:r>
-    </w:p>
-    <w:p>
-      <w:pPr>
-        <w:spacing w:after="0" w:line="240" w:lineRule="auto"/>
         <w:rPr>
           <w:rFonts w:ascii="Times New Roman" w:eastAsia="Times New Roman" w:hAnsi="Times New Roman" w:cs="Times New Roman"/>
           <w:b/>
@@ -813,7 +672,6 @@
         <w:spacing w:after="0"/>
       </w:pPr>
       <w:r>
-        <w:lastRenderedPageBreak/>
         <w:pict>
           <v:rect id="_x0000_i1026" style="width:0;height:1.5pt" o:hralign="center" o:hrstd="t" o:hr="t" fillcolor="#a0a0a0" stroked="f"/>
         </w:pict>
@@ -887,6 +745,7 @@
         <w:rPr>
           <w:rStyle w:val="Strong"/>
         </w:rPr>
+        <w:lastRenderedPageBreak/>
         <w:t>Example:</w:t>
       </w:r>
       <w:r>
@@ -1349,7 +1208,6 @@
         <w:spacing w:after="0" w:line="240" w:lineRule="auto"/>
       </w:pPr>
       <w:r>
-        <w:lastRenderedPageBreak/>
         <w:t xml:space="preserve">Copies stored on other disks </w:t>
       </w:r>
     </w:p>
@@ -1406,6 +1264,7 @@
         <w:spacing w:before="0" w:beforeAutospacing="0" w:after="0" w:afterAutospacing="0"/>
       </w:pPr>
       <w:r>
+        <w:lastRenderedPageBreak/>
         <w:t xml:space="preserve">A </w:t>
       </w:r>
       <w:r>
@@ -1439,12 +1298,16 @@
       <w:pPr>
         <w:pStyle w:val="Heading2"/>
         <w:spacing w:before="0" w:beforeAutospacing="0" w:after="0" w:afterAutospacing="0"/>
+        <w:rPr>
+          <w:color w:val="FF0000"/>
+        </w:rPr>
       </w:pPr>
       <w:r>
         <w:rPr>
           <w:rStyle w:val="Strong"/>
           <w:b/>
           <w:bCs/>
+          <w:color w:val="FF0000"/>
         </w:rPr>
         <w:t>1. Volatile Storage</w:t>
       </w:r>
@@ -1564,12 +1427,16 @@
       <w:pPr>
         <w:pStyle w:val="Heading2"/>
         <w:spacing w:before="0" w:beforeAutospacing="0" w:after="0" w:afterAutospacing="0"/>
+        <w:rPr>
+          <w:color w:val="FF0000"/>
+        </w:rPr>
       </w:pPr>
       <w:r>
         <w:rPr>
           <w:rStyle w:val="Strong"/>
           <w:b/>
           <w:bCs/>
+          <w:color w:val="FF0000"/>
         </w:rPr>
         <w:t>2. Nonvolatile Storage</w:t>
       </w:r>
@@ -1800,12 +1667,16 @@
       <w:pPr>
         <w:pStyle w:val="Heading1"/>
         <w:spacing w:before="0"/>
+        <w:rPr>
+          <w:color w:val="FF0000"/>
+        </w:rPr>
       </w:pPr>
       <w:r>
         <w:rPr>
           <w:rStyle w:val="Strong"/>
           <w:b w:val="0"/>
           <w:bCs w:val="0"/>
+          <w:color w:val="FF0000"/>
         </w:rPr>
         <w:t>Stable Storage Implementation (Exam Ready)</w:t>
       </w:r>
@@ -1876,7 +1747,6 @@
         <w:spacing w:before="0" w:beforeAutospacing="0" w:after="0" w:afterAutospacing="0"/>
       </w:pPr>
       <w:r>
-        <w:lastRenderedPageBreak/>
         <w:t>RAID stores copies of data on multiple disks.</w:t>
       </w:r>
     </w:p>
@@ -1950,6 +1820,7 @@
           <w:b/>
           <w:bCs/>
         </w:rPr>
+        <w:lastRenderedPageBreak/>
         <w:t>Mirrored Disk (RAID 1)</w:t>
       </w:r>
     </w:p>
@@ -2584,7 +2455,6 @@
         <w:rPr>
           <w:rFonts w:ascii="Segoe UI Symbol" w:hAnsi="Segoe UI Symbol" w:cs="Segoe UI Symbol"/>
         </w:rPr>
-        <w:lastRenderedPageBreak/>
         <w:t>✅</w:t>
       </w:r>
       <w:r>
@@ -2664,6 +2534,7 @@
         <w:spacing w:before="0" w:beforeAutospacing="0" w:after="0" w:afterAutospacing="0"/>
       </w:pPr>
       <w:r>
+        <w:lastRenderedPageBreak/>
         <w:t>Keeps multiple copies of data on different disks.</w:t>
       </w:r>
     </w:p>
@@ -2693,8 +2564,13 @@
           <w:b/>
           <w:bCs/>
         </w:rPr>
-        <w:t>2. Better Performance</w:t>
-      </w:r>
+        <w:t xml:space="preserve">2. </w:t>
+      </w:r>
+      <w:r>
+        <w:t>Performance enhancement:</w:t>
+      </w:r>
+      <w:bookmarkStart w:id="0" w:name="_GoBack"/>
+      <w:bookmarkEnd w:id="0"/>
     </w:p>
     <w:p>
       <w:pPr>
@@ -3079,66 +2955,66 @@
         <w:spacing w:before="0" w:beforeAutospacing="0" w:after="0" w:afterAutospacing="0"/>
       </w:pPr>
       <w:r>
+        <w:t>Ideal for banks, hospitals, and business servers where downtime is unacceptable.</w:t>
+      </w:r>
+    </w:p>
+    <w:p>
+      <w:pPr>
+        <w:pStyle w:val="Heading3"/>
+        <w:spacing w:before="0" w:beforeAutospacing="0" w:after="0" w:afterAutospacing="0"/>
+      </w:pPr>
+      <w:r>
+        <w:rPr>
+          <w:rStyle w:val="Strong"/>
+          <w:b/>
+          <w:bCs/>
+        </w:rPr>
+        <w:t>3. Working with Large Files</w:t>
+      </w:r>
+    </w:p>
+    <w:p>
+      <w:pPr>
+        <w:pStyle w:val="NormalWeb"/>
+        <w:spacing w:before="0" w:beforeAutospacing="0" w:after="0" w:afterAutospacing="0"/>
+      </w:pPr>
+      <w:r>
+        <w:t>Suitable for video editing, databases, and data centers because RAID provides higher speed.</w:t>
+      </w:r>
+    </w:p>
+    <w:p>
+      <w:pPr>
+        <w:pStyle w:val="Heading3"/>
+        <w:spacing w:before="0" w:beforeAutospacing="0" w:after="0" w:afterAutospacing="0"/>
+      </w:pPr>
+      <w:r>
+        <w:rPr>
+          <w:rStyle w:val="Strong"/>
+          <w:b/>
+          <w:bCs/>
+        </w:rPr>
+        <w:t>4. Better Hardware Performance is Needed</w:t>
+      </w:r>
+    </w:p>
+    <w:p>
+      <w:pPr>
+        <w:spacing w:after="0"/>
+      </w:pPr>
+      <w:r>
+        <w:t>RAID improves input/output (I/O) performance by using multiple disks together.</w:t>
+      </w:r>
+    </w:p>
+    <w:p>
+      <w:pPr>
+        <w:pStyle w:val="Heading3"/>
+        <w:spacing w:before="0" w:beforeAutospacing="0" w:after="0" w:afterAutospacing="0"/>
+      </w:pPr>
+      <w:r>
+        <w:rPr>
+          <w:rStyle w:val="Strong"/>
+          <w:b/>
+          <w:bCs/>
+        </w:rPr>
         <w:lastRenderedPageBreak/>
-        <w:t>Ideal for banks, hospitals, and business servers where downtime is unacceptable.</w:t>
-      </w:r>
-    </w:p>
-    <w:p>
-      <w:pPr>
-        <w:pStyle w:val="Heading3"/>
-        <w:spacing w:before="0" w:beforeAutospacing="0" w:after="0" w:afterAutospacing="0"/>
-      </w:pPr>
-      <w:r>
-        <w:rPr>
-          <w:rStyle w:val="Strong"/>
-          <w:b/>
-          <w:bCs/>
-        </w:rPr>
-        <w:t>3. Working with Large Files</w:t>
-      </w:r>
-    </w:p>
-    <w:p>
-      <w:pPr>
-        <w:pStyle w:val="NormalWeb"/>
-        <w:spacing w:before="0" w:beforeAutospacing="0" w:after="0" w:afterAutospacing="0"/>
-      </w:pPr>
-      <w:r>
-        <w:t>Suitable for video editing, databases, and data centers because RAID provides higher speed.</w:t>
-      </w:r>
-    </w:p>
-    <w:p>
-      <w:pPr>
-        <w:pStyle w:val="Heading3"/>
-        <w:spacing w:before="0" w:beforeAutospacing="0" w:after="0" w:afterAutospacing="0"/>
-      </w:pPr>
-      <w:r>
-        <w:rPr>
-          <w:rStyle w:val="Strong"/>
-          <w:b/>
-          <w:bCs/>
-        </w:rPr>
-        <w:t>4. Better Hardware Performance is Needed</w:t>
-      </w:r>
-    </w:p>
-    <w:p>
-      <w:pPr>
-        <w:spacing w:after="0"/>
-      </w:pPr>
-      <w:r>
-        <w:t>RAID improves input/output (I/O) performance by using multiple disks together.</w:t>
-      </w:r>
-    </w:p>
-    <w:p>
-      <w:pPr>
-        <w:pStyle w:val="Heading3"/>
-        <w:spacing w:before="0" w:beforeAutospacing="0" w:after="0" w:afterAutospacing="0"/>
-      </w:pPr>
-      <w:r>
-        <w:rPr>
-          <w:rStyle w:val="Strong"/>
-          <w:b/>
-          <w:bCs/>
-        </w:rPr>
         <w:t>5. High Disk I/O Workload</w:t>
       </w:r>
     </w:p>
@@ -4447,7 +4323,6 @@
           <w:b/>
           <w:bCs/>
         </w:rPr>
-        <w:lastRenderedPageBreak/>
         <w:t>সুবিধা</w:t>
       </w:r>
       <w:proofErr w:type="spellEnd"/>
@@ -4768,6 +4643,7 @@
           <w:b/>
           <w:bCs/>
         </w:rPr>
+        <w:lastRenderedPageBreak/>
         <w:t>অসুবিধা</w:t>
       </w:r>
       <w:proofErr w:type="spellEnd"/>
@@ -9555,8 +9431,6 @@
           </wp:inline>
         </w:drawing>
       </w:r>
-      <w:bookmarkStart w:id="0" w:name="_GoBack"/>
-      <w:bookmarkEnd w:id="0"/>
     </w:p>
     <w:p>
       <w:pPr>
